--- a/pr-preview/pr-90/chapters/18-variable-selection-causal-inference.docx
+++ b/pr-preview/pr-90/chapters/18-variable-selection-causal-inference.docx
@@ -338,7 +338,13 @@
         <w:pStyle w:val="FirstParagraph"/>
       </w:pPr>
       <w:r>
-        <w:t xml:space="preserve">Confounding is a causal concept; it does not apply when the estimand is an association</w:t>
+        <w:t xml:space="preserve">Confounding is a causal concept;</w:t>
+      </w:r>
+      <w:r>
+        <w:t xml:space="preserve"> </w:t>
+      </w:r>
+      <w:r>
+        <w:t xml:space="preserve">it does not apply when the estimand is an association</w:t>
       </w:r>
       <w:r>
         <w:t xml:space="preserve"> </w:t>
@@ -5127,7 +5133,13 @@
         <w:t xml:space="preserve"> </w:t>
       </w:r>
       <w:r>
-        <w:t xml:space="preserve">may not be confounders; we would not need to adjust for them if we knew which they were</w:t>
+        <w:t xml:space="preserve">may not be confounders;</w:t>
+      </w:r>
+      <w:r>
+        <w:t xml:space="preserve"> </w:t>
+      </w:r>
+      <w:r>
+        <w:t xml:space="preserve">we would not need to adjust for them if we knew which they were</w:t>
       </w:r>
       <w:r>
         <w:t xml:space="preserve"> </w:t>
@@ -6436,7 +6448,13 @@
         <w:t xml:space="preserve"> </w:t>
       </w:r>
       <w:r>
-        <w:t xml:space="preserve">Sample splitting and cross-fitting are not new; combining them with machine learning has only recently been emphasized</w:t>
+        <w:t xml:space="preserve">Sample splitting and cross-fitting are not new;</w:t>
+      </w:r>
+      <w:r>
+        <w:t xml:space="preserve"> </w:t>
+      </w:r>
+      <w:r>
+        <w:t xml:space="preserve">combining them with machine learning has only recently been emphasized</w:t>
       </w:r>
       <w:r>
         <w:t xml:space="preserve"> </w:t>
@@ -11829,7 +11847,13 @@
         <w:t xml:space="preserve"> </w:t>
       </w:r>
       <w:r>
-        <w:t xml:space="preserve">If they agree, we gain confidence; if they disagree, our job is to understand why</w:t>
+        <w:t xml:space="preserve">If they agree, we gain confidence;</w:t>
+      </w:r>
+      <w:r>
+        <w:t xml:space="preserve"> </w:t>
+      </w:r>
+      <w:r>
+        <w:t xml:space="preserve">if they disagree, our job is to understand why</w:t>
       </w:r>
       <w:r>
         <w:t xml:space="preserve"> </w:t>
@@ -11938,7 +11962,13 @@
         <w:t xml:space="preserve"> </w:t>
       </w:r>
       <w:r>
-        <w:t xml:space="preserve">it (instruments; Z-bias).</w:t>
+        <w:t xml:space="preserve">it (instruments;</w:t>
+      </w:r>
+      <w:r>
+        <w:t xml:space="preserve"> </w:t>
+      </w:r>
+      <w:r>
+        <w:t xml:space="preserve">Z-bias).</w:t>
       </w:r>
       <w:r>
         <w:t xml:space="preserve"> </w:t>
